--- a/klagomål/Grytholmens naturreservat FSC-klagomål.docx
+++ b/klagomål/Grytholmens naturreservat FSC-klagomål.docx
@@ -168,7 +168,7 @@
     </w:p>
     <w:p>
       <w:r>
-        <w:t>Detta klagomål behandlar höga naturvärden i avverkningsanmälan Grytholmens naturreservat i Haninge kommun som inkom 2026-07-15 och omfattar 33,0 ha.</w:t>
+        <w:t>Detta klagomål behandlar höga naturvärden i avverkningsanmälan Grytholmens naturreservat i Haninge kommun som inkom 2026-07-16 och omfattar 33,0 ha.</w:t>
       </w:r>
     </w:p>
     <w:p>
@@ -652,7 +652,7 @@
     <w:r>
       <w:tab/>
       <w:tab/>
-      <w:t>2026-07-15</w:t>
+      <w:t>2026-07-16</w:t>
       <w:br/>
       <w:br/>
     </w:r>

--- a/klagomål/Grytholmens naturreservat FSC-klagomål.docx
+++ b/klagomål/Grytholmens naturreservat FSC-klagomål.docx
@@ -168,7 +168,7 @@
     </w:p>
     <w:p>
       <w:r>
-        <w:t>Detta klagomål behandlar höga naturvärden i avverkningsanmälan Grytholmens naturreservat i Haninge kommun som inkom 2026-07-16 och omfattar 33,0 ha.</w:t>
+        <w:t>Detta klagomål behandlar höga naturvärden i avverkningsanmälan Grytholmens naturreservat i Haninge kommun som inkom 2026-07-17 och omfattar 33,0 ha.</w:t>
       </w:r>
     </w:p>
     <w:p>
@@ -652,7 +652,7 @@
     <w:r>
       <w:tab/>
       <w:tab/>
-      <w:t>2026-07-16</w:t>
+      <w:t>2026-07-17</w:t>
       <w:br/>
       <w:br/>
     </w:r>

--- a/klagomål/Grytholmens naturreservat FSC-klagomål.docx
+++ b/klagomål/Grytholmens naturreservat FSC-klagomål.docx
@@ -168,7 +168,7 @@
     </w:p>
     <w:p>
       <w:r>
-        <w:t>Detta klagomål behandlar höga naturvärden i avverkningsanmälan Grytholmens naturreservat i Haninge kommun som inkom 2026-07-17 och omfattar 33,0 ha.</w:t>
+        <w:t>Detta klagomål behandlar höga naturvärden i avverkningsanmälan Grytholmens naturreservat i Haninge kommun som inkom 2026-07-18 och omfattar 33,0 ha.</w:t>
       </w:r>
     </w:p>
     <w:p>
@@ -652,7 +652,7 @@
     <w:r>
       <w:tab/>
       <w:tab/>
-      <w:t>2026-07-17</w:t>
+      <w:t>2026-07-18</w:t>
       <w:br/>
       <w:br/>
     </w:r>

--- a/klagomål/Grytholmens naturreservat FSC-klagomål.docx
+++ b/klagomål/Grytholmens naturreservat FSC-klagomål.docx
@@ -168,7 +168,7 @@
     </w:p>
     <w:p>
       <w:r>
-        <w:t>Detta klagomål behandlar höga naturvärden i avverkningsanmälan Grytholmens naturreservat i Haninge kommun som inkom 2026-07-18 och omfattar 33,0 ha.</w:t>
+        <w:t>Detta klagomål behandlar höga naturvärden i avverkningsanmälan Grytholmens naturreservat i Haninge kommun som inkom 2026-07-19 och omfattar 33,0 ha.</w:t>
       </w:r>
     </w:p>
     <w:p>
@@ -652,7 +652,7 @@
     <w:r>
       <w:tab/>
       <w:tab/>
-      <w:t>2026-07-18</w:t>
+      <w:t>2026-07-19</w:t>
       <w:br/>
       <w:br/>
     </w:r>

--- a/klagomål/Grytholmens naturreservat FSC-klagomål.docx
+++ b/klagomål/Grytholmens naturreservat FSC-klagomål.docx
@@ -168,7 +168,7 @@
     </w:p>
     <w:p>
       <w:r>
-        <w:t>Detta klagomål behandlar höga naturvärden i avverkningsanmälan Grytholmens naturreservat i Haninge kommun som inkom 2026-07-19 och omfattar 33,0 ha.</w:t>
+        <w:t>Detta klagomål behandlar höga naturvärden i avverkningsanmälan Grytholmens naturreservat i Haninge kommun som inkom 2026-07-20 och omfattar 33,0 ha.</w:t>
       </w:r>
     </w:p>
     <w:p>
@@ -652,7 +652,7 @@
     <w:r>
       <w:tab/>
       <w:tab/>
-      <w:t>2026-07-19</w:t>
+      <w:t>2026-07-20</w:t>
       <w:br/>
       <w:br/>
     </w:r>

--- a/klagomål/Grytholmens naturreservat FSC-klagomål.docx
+++ b/klagomål/Grytholmens naturreservat FSC-klagomål.docx
@@ -168,7 +168,7 @@
     </w:p>
     <w:p>
       <w:r>
-        <w:t>Detta klagomål behandlar höga naturvärden i avverkningsanmälan Grytholmens naturreservat i Haninge kommun som inkom 2026-07-20 och omfattar 33,0 ha.</w:t>
+        <w:t>Detta klagomål behandlar höga naturvärden i avverkningsanmälan Grytholmens naturreservat i Haninge kommun som inkom 2026-07-21 och omfattar 33,0 ha.</w:t>
       </w:r>
     </w:p>
     <w:p>
@@ -652,7 +652,7 @@
     <w:r>
       <w:tab/>
       <w:tab/>
-      <w:t>2026-07-20</w:t>
+      <w:t>2026-07-21</w:t>
       <w:br/>
       <w:br/>
     </w:r>

--- a/klagomål/Grytholmens naturreservat FSC-klagomål.docx
+++ b/klagomål/Grytholmens naturreservat FSC-klagomål.docx
@@ -168,7 +168,7 @@
     </w:p>
     <w:p>
       <w:r>
-        <w:t>Detta klagomål behandlar höga naturvärden i avverkningsanmälan Grytholmens naturreservat i Haninge kommun som inkom 2026-07-21 och omfattar 33,0 ha.</w:t>
+        <w:t>Detta klagomål behandlar höga naturvärden i avverkningsanmälan Grytholmens naturreservat i Haninge kommun som inkom 2026-07-22 och omfattar 33,0 ha.</w:t>
       </w:r>
     </w:p>
     <w:p>
@@ -652,7 +652,7 @@
     <w:r>
       <w:tab/>
       <w:tab/>
-      <w:t>2026-07-21</w:t>
+      <w:t>2026-07-22</w:t>
       <w:br/>
       <w:br/>
     </w:r>

--- a/klagomål/Grytholmens naturreservat FSC-klagomål.docx
+++ b/klagomål/Grytholmens naturreservat FSC-klagomål.docx
@@ -168,7 +168,7 @@
     </w:p>
     <w:p>
       <w:r>
-        <w:t>Detta klagomål behandlar höga naturvärden i avverkningsanmälan Grytholmens naturreservat i Haninge kommun som inkom 2026-07-22 och omfattar 33,0 ha.</w:t>
+        <w:t>Detta klagomål behandlar höga naturvärden i avverkningsanmälan Grytholmens naturreservat i Haninge kommun som inkom 2026-07-23 och omfattar 33,0 ha.</w:t>
       </w:r>
     </w:p>
     <w:p>
@@ -652,7 +652,7 @@
     <w:r>
       <w:tab/>
       <w:tab/>
-      <w:t>2026-07-22</w:t>
+      <w:t>2026-07-23</w:t>
       <w:br/>
       <w:br/>
     </w:r>

--- a/klagomål/Grytholmens naturreservat FSC-klagomål.docx
+++ b/klagomål/Grytholmens naturreservat FSC-klagomål.docx
@@ -168,7 +168,7 @@
     </w:p>
     <w:p>
       <w:r>
-        <w:t>Detta klagomål behandlar höga naturvärden i avverkningsanmälan Grytholmens naturreservat i Haninge kommun som inkom 2026-07-23 och omfattar 33,0 ha.</w:t>
+        <w:t>Detta klagomål behandlar höga naturvärden i avverkningsanmälan Grytholmens naturreservat i Haninge kommun som inkom 2026-07-24 och omfattar 33,0 ha.</w:t>
       </w:r>
     </w:p>
     <w:p>
@@ -652,7 +652,7 @@
     <w:r>
       <w:tab/>
       <w:tab/>
-      <w:t>2026-07-23</w:t>
+      <w:t>2026-07-24</w:t>
       <w:br/>
       <w:br/>
     </w:r>

--- a/klagomål/Grytholmens naturreservat FSC-klagomål.docx
+++ b/klagomål/Grytholmens naturreservat FSC-klagomål.docx
@@ -168,7 +168,7 @@
     </w:p>
     <w:p>
       <w:r>
-        <w:t>Detta klagomål behandlar höga naturvärden i avverkningsanmälan Grytholmens naturreservat i Haninge kommun som inkom 2026-07-24 och omfattar 33,0 ha.</w:t>
+        <w:t>Detta klagomål behandlar höga naturvärden i avverkningsanmälan Grytholmens naturreservat i Haninge kommun som inkom 2026-07-25 och omfattar 33,0 ha.</w:t>
       </w:r>
     </w:p>
     <w:p>
@@ -652,7 +652,7 @@
     <w:r>
       <w:tab/>
       <w:tab/>
-      <w:t>2026-07-24</w:t>
+      <w:t>2026-07-25</w:t>
       <w:br/>
       <w:br/>
     </w:r>

--- a/klagomål/Grytholmens naturreservat FSC-klagomål.docx
+++ b/klagomål/Grytholmens naturreservat FSC-klagomål.docx
@@ -168,7 +168,7 @@
     </w:p>
     <w:p>
       <w:r>
-        <w:t>Detta klagomål behandlar höga naturvärden i avverkningsanmälan Grytholmens naturreservat i Haninge kommun som inkom 2026-07-25 och omfattar 33,0 ha.</w:t>
+        <w:t>Detta klagomål behandlar höga naturvärden i avverkningsanmälan Grytholmens naturreservat i Haninge kommun som inkom 2026-07-26 och omfattar 33,0 ha.</w:t>
       </w:r>
     </w:p>
     <w:p>
@@ -652,7 +652,7 @@
     <w:r>
       <w:tab/>
       <w:tab/>
-      <w:t>2026-07-25</w:t>
+      <w:t>2026-07-26</w:t>
       <w:br/>
       <w:br/>
     </w:r>

--- a/klagomål/Grytholmens naturreservat FSC-klagomål.docx
+++ b/klagomål/Grytholmens naturreservat FSC-klagomål.docx
@@ -168,7 +168,7 @@
     </w:p>
     <w:p>
       <w:r>
-        <w:t>Detta klagomål behandlar höga naturvärden i avverkningsanmälan Grytholmens naturreservat i Haninge kommun som inkom 2026-07-26 och omfattar 33,0 ha.</w:t>
+        <w:t>Detta klagomål behandlar höga naturvärden i avverkningsanmälan Grytholmens naturreservat i Haninge kommun som inkom 2026-07-27 och omfattar 33,0 ha.</w:t>
       </w:r>
     </w:p>
     <w:p>
@@ -652,7 +652,7 @@
     <w:r>
       <w:tab/>
       <w:tab/>
-      <w:t>2026-07-26</w:t>
+      <w:t>2026-07-27</w:t>
       <w:br/>
       <w:br/>
     </w:r>

--- a/klagomål/Grytholmens naturreservat FSC-klagomål.docx
+++ b/klagomål/Grytholmens naturreservat FSC-klagomål.docx
@@ -168,7 +168,7 @@
     </w:p>
     <w:p>
       <w:r>
-        <w:t>Detta klagomål behandlar höga naturvärden i avverkningsanmälan Grytholmens naturreservat i Haninge kommun som inkom 2026-07-27 och omfattar 33,0 ha.</w:t>
+        <w:t>Detta klagomål behandlar höga naturvärden i avverkningsanmälan Grytholmens naturreservat i Haninge kommun som inkom 2026-07-28 och omfattar 33,0 ha.</w:t>
       </w:r>
     </w:p>
     <w:p>
@@ -652,7 +652,7 @@
     <w:r>
       <w:tab/>
       <w:tab/>
-      <w:t>2026-07-27</w:t>
+      <w:t>2026-07-28</w:t>
       <w:br/>
       <w:br/>
     </w:r>

--- a/klagomål/Grytholmens naturreservat FSC-klagomål.docx
+++ b/klagomål/Grytholmens naturreservat FSC-klagomål.docx
@@ -168,7 +168,7 @@
     </w:p>
     <w:p>
       <w:r>
-        <w:t>Detta klagomål behandlar höga naturvärden i avverkningsanmälan Grytholmens naturreservat i Haninge kommun som inkom 2026-07-28 och omfattar 33,0 ha.</w:t>
+        <w:t>Detta klagomål behandlar höga naturvärden i avverkningsanmälan Grytholmens naturreservat i Haninge kommun som inkom 2026-07-29 och omfattar 33,0 ha.</w:t>
       </w:r>
     </w:p>
     <w:p>
@@ -652,7 +652,7 @@
     <w:r>
       <w:tab/>
       <w:tab/>
-      <w:t>2026-07-28</w:t>
+      <w:t>2026-07-29</w:t>
       <w:br/>
       <w:br/>
     </w:r>

--- a/klagomål/Grytholmens naturreservat FSC-klagomål.docx
+++ b/klagomål/Grytholmens naturreservat FSC-klagomål.docx
@@ -168,7 +168,7 @@
     </w:p>
     <w:p>
       <w:r>
-        <w:t>Detta klagomål behandlar höga naturvärden i avverkningsanmälan Grytholmens naturreservat i Haninge kommun som inkom 2026-07-29 och omfattar 33,0 ha.</w:t>
+        <w:t>Detta klagomål behandlar höga naturvärden i avverkningsanmälan Grytholmens naturreservat i Haninge kommun som inkom 2026-07-30 och omfattar 33,0 ha.</w:t>
       </w:r>
     </w:p>
     <w:p>
@@ -652,7 +652,7 @@
     <w:r>
       <w:tab/>
       <w:tab/>
-      <w:t>2026-07-29</w:t>
+      <w:t>2026-07-30</w:t>
       <w:br/>
       <w:br/>
     </w:r>

--- a/klagomål/Grytholmens naturreservat FSC-klagomål.docx
+++ b/klagomål/Grytholmens naturreservat FSC-klagomål.docx
@@ -168,7 +168,7 @@
     </w:p>
     <w:p>
       <w:r>
-        <w:t>Detta klagomål behandlar höga naturvärden i avverkningsanmälan Grytholmens naturreservat i Haninge kommun som inkom 2026-07-30 och omfattar 33,0 ha.</w:t>
+        <w:t>Detta klagomål behandlar höga naturvärden i avverkningsanmälan Grytholmens naturreservat i Haninge kommun som inkom 2026-07-31 och omfattar 33,0 ha.</w:t>
       </w:r>
     </w:p>
     <w:p>
@@ -652,7 +652,7 @@
     <w:r>
       <w:tab/>
       <w:tab/>
-      <w:t>2026-07-30</w:t>
+      <w:t>2026-07-31</w:t>
       <w:br/>
       <w:br/>
     </w:r>

--- a/klagomål/Grytholmens naturreservat FSC-klagomål.docx
+++ b/klagomål/Grytholmens naturreservat FSC-klagomål.docx
@@ -168,7 +168,7 @@
     </w:p>
     <w:p>
       <w:r>
-        <w:t>Detta klagomål behandlar höga naturvärden i avverkningsanmälan Grytholmens naturreservat i Haninge kommun som inkom 2026-07-31 och omfattar 33,0 ha.</w:t>
+        <w:t>Detta klagomål behandlar höga naturvärden i avverkningsanmälan Grytholmens naturreservat i Haninge kommun som inkom 2026-08-01 och omfattar 33,0 ha.</w:t>
       </w:r>
     </w:p>
     <w:p>
@@ -652,7 +652,7 @@
     <w:r>
       <w:tab/>
       <w:tab/>
-      <w:t>2026-07-31</w:t>
+      <w:t>2026-08-01</w:t>
       <w:br/>
       <w:br/>
     </w:r>

--- a/klagomål/Grytholmens naturreservat FSC-klagomål.docx
+++ b/klagomål/Grytholmens naturreservat FSC-klagomål.docx
@@ -168,7 +168,7 @@
     </w:p>
     <w:p>
       <w:r>
-        <w:t>Detta klagomål behandlar höga naturvärden i avverkningsanmälan Grytholmens naturreservat i Haninge kommun som inkom 2026-08-01 och omfattar 33,0 ha.</w:t>
+        <w:t>Detta klagomål behandlar höga naturvärden i avverkningsanmälan Grytholmens naturreservat i Haninge kommun som inkom 2026-08-02 och omfattar 33,0 ha.</w:t>
       </w:r>
     </w:p>
     <w:p>
@@ -652,7 +652,7 @@
     <w:r>
       <w:tab/>
       <w:tab/>
-      <w:t>2026-08-01</w:t>
+      <w:t>2026-08-02</w:t>
       <w:br/>
       <w:br/>
     </w:r>

--- a/klagomål/Grytholmens naturreservat FSC-klagomål.docx
+++ b/klagomål/Grytholmens naturreservat FSC-klagomål.docx
@@ -168,7 +168,7 @@
     </w:p>
     <w:p>
       <w:r>
-        <w:t>Detta klagomål behandlar höga naturvärden i avverkningsanmälan Grytholmens naturreservat i Haninge kommun som inkom 2026-08-02 och omfattar 33,0 ha.</w:t>
+        <w:t>Detta klagomål behandlar höga naturvärden i avverkningsanmälan Grytholmens naturreservat i Haninge kommun som inkom 2026-08-03 och omfattar 33,0 ha.</w:t>
       </w:r>
     </w:p>
     <w:p>
@@ -652,7 +652,7 @@
     <w:r>
       <w:tab/>
       <w:tab/>
-      <w:t>2026-08-02</w:t>
+      <w:t>2026-08-03</w:t>
       <w:br/>
       <w:br/>
     </w:r>

--- a/klagomål/Grytholmens naturreservat FSC-klagomål.docx
+++ b/klagomål/Grytholmens naturreservat FSC-klagomål.docx
@@ -168,7 +168,7 @@
     </w:p>
     <w:p>
       <w:r>
-        <w:t>Detta klagomål behandlar höga naturvärden i avverkningsanmälan Grytholmens naturreservat i Haninge kommun som inkom 2026-08-03 och omfattar 33,0 ha.</w:t>
+        <w:t>Detta klagomål behandlar höga naturvärden i avverkningsanmälan Grytholmens naturreservat i Haninge kommun som inkom 2026-08-06 och omfattar 33,0 ha.</w:t>
       </w:r>
     </w:p>
     <w:p>
@@ -652,7 +652,7 @@
     <w:r>
       <w:tab/>
       <w:tab/>
-      <w:t>2026-08-03</w:t>
+      <w:t>2026-08-06</w:t>
       <w:br/>
       <w:br/>
     </w:r>

--- a/klagomål/Grytholmens naturreservat FSC-klagomål.docx
+++ b/klagomål/Grytholmens naturreservat FSC-klagomål.docx
@@ -168,7 +168,7 @@
     </w:p>
     <w:p>
       <w:r>
-        <w:t>Detta klagomål behandlar höga naturvärden i avverkningsanmälan Grytholmens naturreservat i Haninge kommun som inkom 2026-08-06 och omfattar 33,0 ha.</w:t>
+        <w:t>Detta klagomål behandlar höga naturvärden i avverkningsanmälan Grytholmens naturreservat i Haninge kommun som inkom 2026-08-07 och omfattar 33,0 ha.</w:t>
       </w:r>
     </w:p>
     <w:p>
@@ -652,7 +652,7 @@
     <w:r>
       <w:tab/>
       <w:tab/>
-      <w:t>2026-08-06</w:t>
+      <w:t>2026-08-07</w:t>
       <w:br/>
       <w:br/>
     </w:r>

--- a/klagomål/Grytholmens naturreservat FSC-klagomål.docx
+++ b/klagomål/Grytholmens naturreservat FSC-klagomål.docx
@@ -168,7 +168,7 @@
     </w:p>
     <w:p>
       <w:r>
-        <w:t>Detta klagomål behandlar höga naturvärden i avverkningsanmälan Grytholmens naturreservat i Haninge kommun som inkom 2026-08-07 och omfattar 33,0 ha.</w:t>
+        <w:t>Detta klagomål behandlar höga naturvärden i avverkningsanmälan Grytholmens naturreservat i Haninge kommun som inkom 2026-08-08 och omfattar 33,0 ha.</w:t>
       </w:r>
     </w:p>
     <w:p>
@@ -652,7 +652,7 @@
     <w:r>
       <w:tab/>
       <w:tab/>
-      <w:t>2026-08-07</w:t>
+      <w:t>2026-08-08</w:t>
       <w:br/>
       <w:br/>
     </w:r>

--- a/klagomål/Grytholmens naturreservat FSC-klagomål.docx
+++ b/klagomål/Grytholmens naturreservat FSC-klagomål.docx
@@ -168,7 +168,7 @@
     </w:p>
     <w:p>
       <w:r>
-        <w:t>Detta klagomål behandlar höga naturvärden i avverkningsanmälan Grytholmens naturreservat i Haninge kommun som inkom 2026-08-08 och omfattar 33,0 ha.</w:t>
+        <w:t>Detta klagomål behandlar höga naturvärden i avverkningsanmälan Grytholmens naturreservat i Haninge kommun som inkom 2026-08-09 och omfattar 33,0 ha.</w:t>
       </w:r>
     </w:p>
     <w:p>
@@ -652,7 +652,7 @@
     <w:r>
       <w:tab/>
       <w:tab/>
-      <w:t>2026-08-08</w:t>
+      <w:t>2026-08-09</w:t>
       <w:br/>
       <w:br/>
     </w:r>

--- a/klagomål/Grytholmens naturreservat FSC-klagomål.docx
+++ b/klagomål/Grytholmens naturreservat FSC-klagomål.docx
@@ -168,7 +168,7 @@
     </w:p>
     <w:p>
       <w:r>
-        <w:t>Detta klagomål behandlar höga naturvärden i avverkningsanmälan Grytholmens naturreservat i Haninge kommun som inkom 2026-08-09 och omfattar 33,0 ha.</w:t>
+        <w:t>Detta klagomål behandlar höga naturvärden i avverkningsanmälan Grytholmens naturreservat i Haninge kommun som inkom 2026-08-10 och omfattar 33,0 ha.</w:t>
       </w:r>
     </w:p>
     <w:p>
@@ -652,7 +652,7 @@
     <w:r>
       <w:tab/>
       <w:tab/>
-      <w:t>2026-08-09</w:t>
+      <w:t>2026-08-10</w:t>
       <w:br/>
       <w:br/>
     </w:r>

--- a/klagomål/Grytholmens naturreservat FSC-klagomål.docx
+++ b/klagomål/Grytholmens naturreservat FSC-klagomål.docx
@@ -168,7 +168,7 @@
     </w:p>
     <w:p>
       <w:r>
-        <w:t>Detta klagomål behandlar höga naturvärden i avverkningsanmälan Grytholmens naturreservat i Haninge kommun som inkom 2026-08-10 och omfattar 33,0 ha.</w:t>
+        <w:t>Detta klagomål behandlar höga naturvärden i avverkningsanmälan Grytholmens naturreservat i Haninge kommun som inkom 2026-08-11 och omfattar 33,0 ha.</w:t>
       </w:r>
     </w:p>
     <w:p>
@@ -652,7 +652,7 @@
     <w:r>
       <w:tab/>
       <w:tab/>
-      <w:t>2026-08-10</w:t>
+      <w:t>2026-08-11</w:t>
       <w:br/>
       <w:br/>
     </w:r>

--- a/klagomål/Grytholmens naturreservat FSC-klagomål.docx
+++ b/klagomål/Grytholmens naturreservat FSC-klagomål.docx
@@ -168,7 +168,7 @@
     </w:p>
     <w:p>
       <w:r>
-        <w:t>Detta klagomål behandlar höga naturvärden i avverkningsanmälan Grytholmens naturreservat i Haninge kommun som inkom 2026-08-11 och omfattar 33,0 ha.</w:t>
+        <w:t>Detta klagomål behandlar höga naturvärden i avverkningsanmälan Grytholmens naturreservat i Haninge kommun som inkom 2026-08-12 och omfattar 33,0 ha.</w:t>
       </w:r>
     </w:p>
     <w:p>
@@ -652,7 +652,7 @@
     <w:r>
       <w:tab/>
       <w:tab/>
-      <w:t>2026-08-11</w:t>
+      <w:t>2026-08-12</w:t>
       <w:br/>
       <w:br/>
     </w:r>

--- a/klagomål/Grytholmens naturreservat FSC-klagomål.docx
+++ b/klagomål/Grytholmens naturreservat FSC-klagomål.docx
@@ -168,7 +168,7 @@
     </w:p>
     <w:p>
       <w:r>
-        <w:t>Detta klagomål behandlar höga naturvärden i avverkningsanmälan Grytholmens naturreservat i Haninge kommun som inkom 2026-08-12 och omfattar 33,0 ha.</w:t>
+        <w:t>Detta klagomål behandlar höga naturvärden i avverkningsanmälan Grytholmens naturreservat i Haninge kommun som inkom 2026-08-13 och omfattar 33,0 ha.</w:t>
       </w:r>
     </w:p>
     <w:p>
@@ -221,7 +221,7 @@
     </w:p>
     <w:p>
       <w:r>
-        <w:t>I avverkningsanmälan finns fynd av 3 naturvårdsarter, varav 2 är rödlistade och 2 är fridlysta: adam och eva (NT, §8), solvända (NT) och grönvit nattviol (§8). Se Figur 1.</w:t>
+        <w:t>I avverkningsanmälan finns fynd av 7 naturvårdsarter, varav 4 är rödlistade, 4 är fridlysta, 2 är typiska (T) och 1 är signalart (S): adam och eva (NT, §8), jungfrulin (NT), solvända (NT), sårläka (NT, T), skogsknipprot (S, T, §8), grönvit nattviol (§8) och nattviol (§8). Se Figur 1.</w:t>
       </w:r>
     </w:p>
     <w:p>
@@ -245,6 +245,55 @@
     <w:p>
       <w:r>
         <w:t>Nedan följer beskrivningar av de naturvårdsarter och fridlysta arter som har sina livsmiljöer och växtplatser i den avverkningsanmälda skogen. De påträffade naturvårdsarterna är ett tydligt kvitto på att det rör sig om en skog med höga naturvärden.</w:t>
+      </w:r>
+    </w:p>
+    <w:p>
+      <w:r>
+        <w:rPr>
+          <w:b/>
+        </w:rPr>
+        <w:t>Sårläka (NT)</w:t>
+      </w:r>
+      <w:r>
+        <w:t xml:space="preserve"> växer på mullrik mark i skuggiga eller halvskuggiga lövskogar och lundar men också i örtrika kalkbarrskogar. Arten ingår i en exklusiv lundflora som bara uppträder i de allra rikaste kalkbarrskogarna söder om den biologiska norrlandsgränsen. I ädellövskogar och lundar är den också knuten till områden med en mycket rik mångfald av naturvårdsarter. Enligt Riksskogstaxeringens data förefaller den ha minskat kraftigt (&gt;50%) vilket troligen kan förklaras av det storskaliga skogsbruket med kalhyggen. Sårläka är typisk art för </w:t>
+      </w:r>
+      <w:r>
+        <w:rPr>
+          <w:i/>
+        </w:rPr>
+        <w:t xml:space="preserve">9050 Näringsrik granskog, 9020 Nordlig ädellövskog, 9130 Näringsrik bokskog </w:t>
+      </w:r>
+      <w:r>
+        <w:t xml:space="preserve">och </w:t>
+      </w:r>
+      <w:r>
+        <w:rPr>
+          <w:i/>
+        </w:rPr>
+        <w:t>9160 Näringsrik ekskog</w:t>
+      </w:r>
+      <w:r>
+        <w:t xml:space="preserve"> samt värdväxt för den rödlistade fjärilen sårläkeplattmal (NT) (SLU Artdatabanken, 2026; Nitare &amp; Skogsstyrelsen, 2019).</w:t>
+      </w:r>
+    </w:p>
+    <w:p>
+      <w:r>
+        <w:rPr>
+          <w:b/>
+        </w:rPr>
+        <w:t>Skogsknipprot (§8)</w:t>
+      </w:r>
+      <w:r>
+        <w:t xml:space="preserve"> är fridlyst enligt 8§ artskyddsförordningen och typisk art för </w:t>
+      </w:r>
+      <w:r>
+        <w:rPr>
+          <w:i/>
+        </w:rPr>
+        <w:t>9050 Näringsrik granskog</w:t>
+      </w:r>
+      <w:r>
+        <w:t xml:space="preserve"> (SLU Artdatabanken, 2025).</w:t>
       </w:r>
     </w:p>
     <w:p>
@@ -337,7 +386,7 @@
         <w:rPr>
           <w:i/>
         </w:rPr>
-        <w:t>I det avverkningsanmälda skogsområdet har 3 naturvårdsarter varav 2 rödlistade arter sina livsmiljöer och växtplatser.</w:t>
+        <w:t>I det avverkningsanmälda skogsområdet har 7 naturvårdsarter varav 4 rödlistade arter sina livsmiljöer och växtplatser.</w:t>
       </w:r>
     </w:p>
     <w:p>
@@ -652,7 +701,7 @@
     <w:r>
       <w:tab/>
       <w:tab/>
-      <w:t>2026-08-12</w:t>
+      <w:t>2026-08-13</w:t>
       <w:br/>
       <w:br/>
     </w:r>

--- a/klagomål/Grytholmens naturreservat FSC-klagomål.docx
+++ b/klagomål/Grytholmens naturreservat FSC-klagomål.docx
@@ -168,7 +168,7 @@
     </w:p>
     <w:p>
       <w:r>
-        <w:t>Detta klagomål behandlar höga naturvärden i avverkningsanmälan Grytholmens naturreservat i Haninge kommun som inkom 2026-08-13 och omfattar 33,0 ha.</w:t>
+        <w:t>Detta klagomål behandlar höga naturvärden i avverkningsanmälan Grytholmens naturreservat i Haninge kommun som inkom 2026-08-14 och omfattar 33,0 ha.</w:t>
       </w:r>
     </w:p>
     <w:p>
@@ -221,7 +221,7 @@
     </w:p>
     <w:p>
       <w:r>
-        <w:t>I avverkningsanmälan finns fynd av 7 naturvårdsarter, varav 4 är rödlistade, 4 är fridlysta, 2 är typiska (T) och 1 är signalart (S): adam och eva (NT, §8), jungfrulin (NT), solvända (NT), sårläka (NT, T), skogsknipprot (S, T, §8), grönvit nattviol (§8) och nattviol (§8). Se Figur 1.</w:t>
+        <w:t>I avverkningsanmälan finns fynd av 3 naturvårdsarter, varav 2 är rödlistade och 2 är fridlysta: adam och eva (NT, §8), solvända (NT) och grönvit nattviol (§8). Se Figur 1.</w:t>
       </w:r>
     </w:p>
     <w:p>
@@ -245,55 +245,6 @@
     <w:p>
       <w:r>
         <w:t>Nedan följer beskrivningar av de naturvårdsarter och fridlysta arter som har sina livsmiljöer och växtplatser i den avverkningsanmälda skogen. De påträffade naturvårdsarterna är ett tydligt kvitto på att det rör sig om en skog med höga naturvärden.</w:t>
-      </w:r>
-    </w:p>
-    <w:p>
-      <w:r>
-        <w:rPr>
-          <w:b/>
-        </w:rPr>
-        <w:t>Sårläka (NT)</w:t>
-      </w:r>
-      <w:r>
-        <w:t xml:space="preserve"> växer på mullrik mark i skuggiga eller halvskuggiga lövskogar och lundar men också i örtrika kalkbarrskogar. Arten ingår i en exklusiv lundflora som bara uppträder i de allra rikaste kalkbarrskogarna söder om den biologiska norrlandsgränsen. I ädellövskogar och lundar är den också knuten till områden med en mycket rik mångfald av naturvårdsarter. Enligt Riksskogstaxeringens data förefaller den ha minskat kraftigt (&gt;50%) vilket troligen kan förklaras av det storskaliga skogsbruket med kalhyggen. Sårläka är typisk art för </w:t>
-      </w:r>
-      <w:r>
-        <w:rPr>
-          <w:i/>
-        </w:rPr>
-        <w:t xml:space="preserve">9050 Näringsrik granskog, 9020 Nordlig ädellövskog, 9130 Näringsrik bokskog </w:t>
-      </w:r>
-      <w:r>
-        <w:t xml:space="preserve">och </w:t>
-      </w:r>
-      <w:r>
-        <w:rPr>
-          <w:i/>
-        </w:rPr>
-        <w:t>9160 Näringsrik ekskog</w:t>
-      </w:r>
-      <w:r>
-        <w:t xml:space="preserve"> samt värdväxt för den rödlistade fjärilen sårläkeplattmal (NT) (SLU Artdatabanken, 2026; Nitare &amp; Skogsstyrelsen, 2019).</w:t>
-      </w:r>
-    </w:p>
-    <w:p>
-      <w:r>
-        <w:rPr>
-          <w:b/>
-        </w:rPr>
-        <w:t>Skogsknipprot (§8)</w:t>
-      </w:r>
-      <w:r>
-        <w:t xml:space="preserve"> är fridlyst enligt 8§ artskyddsförordningen och typisk art för </w:t>
-      </w:r>
-      <w:r>
-        <w:rPr>
-          <w:i/>
-        </w:rPr>
-        <w:t>9050 Näringsrik granskog</w:t>
-      </w:r>
-      <w:r>
-        <w:t xml:space="preserve"> (SLU Artdatabanken, 2025).</w:t>
       </w:r>
     </w:p>
     <w:p>
@@ -386,7 +337,7 @@
         <w:rPr>
           <w:i/>
         </w:rPr>
-        <w:t>I det avverkningsanmälda skogsområdet har 7 naturvårdsarter varav 4 rödlistade arter sina livsmiljöer och växtplatser.</w:t>
+        <w:t>I det avverkningsanmälda skogsområdet har 3 naturvårdsarter varav 2 rödlistade arter sina livsmiljöer och växtplatser.</w:t>
       </w:r>
     </w:p>
     <w:p>
@@ -701,7 +652,7 @@
     <w:r>
       <w:tab/>
       <w:tab/>
-      <w:t>2026-08-13</w:t>
+      <w:t>2026-08-14</w:t>
       <w:br/>
       <w:br/>
     </w:r>

--- a/klagomål/Grytholmens naturreservat FSC-klagomål.docx
+++ b/klagomål/Grytholmens naturreservat FSC-klagomål.docx
@@ -168,7 +168,7 @@
     </w:p>
     <w:p>
       <w:r>
-        <w:t>Detta klagomål behandlar höga naturvärden i avverkningsanmälan Grytholmens naturreservat i Haninge kommun som inkom 2026-08-14 och omfattar 33,0 ha.</w:t>
+        <w:t>Detta klagomål behandlar höga naturvärden i avverkningsanmälan Grytholmens naturreservat i Haninge kommun som inkom 2026-08-15 och omfattar 33,0 ha.</w:t>
       </w:r>
     </w:p>
     <w:p>
@@ -216,12 +216,12 @@
         <w:spacing w:after="240"/>
       </w:pPr>
       <w:r>
-        <w:t>Figur 1. Fyndplatser för naturvårdsarter i avverkningsanmälan. Markörer utan svart kant är placerade på fyndplatsen. Markörer med svart kant är placerade vid sidan av fyndplatsen har ett svart streck som visar fyndplatsens exakta position. Kartans mittpunktskoordinat är N 6543436, E 680763 i SWEREF 99 TM.</w:t>
+        <w:t>Figur 1. Fyndplatser för naturvårdsarter i avverkningsanmälan. Markörer utan svart kant är placerade på fyndplatsen. Markörer med svart kant är placerade vid sidan av fyndplatsen och har ett svart streck som visar fyndplatsens exakta position. Kartans mittpunktskoordinat är N 6543436, E 680763 i SWEREF 99 TM.</w:t>
       </w:r>
     </w:p>
     <w:p>
       <w:r>
-        <w:t>I avverkningsanmälan finns fynd av 3 naturvårdsarter, varav 2 är rödlistade och 2 är fridlysta: adam och eva (NT, §8), solvända (NT) och grönvit nattviol (§8). Se Figur 1.</w:t>
+        <w:t>I avverkningsanmälan finns fynd av 7 naturvårdsarter, varav 4 är rödlistade, 4 är fridlysta, 2 är typiska (T) och 1 är signalart (S): adam och eva (NT, §8), jungfrulin (NT), solvända (NT), sårläka (NT, T), skogsknipprot (S, T, §8), grönvit nattviol (§8) och nattviol (§8). Se Figur 1.</w:t>
       </w:r>
     </w:p>
     <w:p>
@@ -245,6 +245,55 @@
     <w:p>
       <w:r>
         <w:t>Nedan följer beskrivningar av de naturvårdsarter och fridlysta arter som har sina livsmiljöer och växtplatser i den avverkningsanmälda skogen. De påträffade naturvårdsarterna är ett tydligt kvitto på att det rör sig om en skog med höga naturvärden.</w:t>
+      </w:r>
+    </w:p>
+    <w:p>
+      <w:r>
+        <w:rPr>
+          <w:b/>
+        </w:rPr>
+        <w:t>Sårläka (NT)</w:t>
+      </w:r>
+      <w:r>
+        <w:t xml:space="preserve"> växer på mullrik mark i skuggiga eller halvskuggiga lövskogar och lundar men också i örtrika kalkbarrskogar. Arten ingår i en exklusiv lundflora som bara uppträder i de allra rikaste kalkbarrskogarna söder om den biologiska norrlandsgränsen. I ädellövskogar och lundar är den också knuten till områden med en mycket rik mångfald av naturvårdsarter. Enligt Riksskogstaxeringens data förefaller den ha minskat kraftigt (&gt;50%) vilket troligen kan förklaras av det storskaliga skogsbruket med kalhyggen. Sårläka är typisk art för </w:t>
+      </w:r>
+      <w:r>
+        <w:rPr>
+          <w:i/>
+        </w:rPr>
+        <w:t xml:space="preserve">9050 Näringsrik granskog, 9020 Nordlig ädellövskog, 9130 Näringsrik bokskog </w:t>
+      </w:r>
+      <w:r>
+        <w:t xml:space="preserve">och </w:t>
+      </w:r>
+      <w:r>
+        <w:rPr>
+          <w:i/>
+        </w:rPr>
+        <w:t>9160 Näringsrik ekskog</w:t>
+      </w:r>
+      <w:r>
+        <w:t xml:space="preserve"> samt värdväxt för den rödlistade fjärilen sårläkeplattmal (NT) (SLU Artdatabanken, 2026; Nitare &amp; Skogsstyrelsen, 2019).</w:t>
+      </w:r>
+    </w:p>
+    <w:p>
+      <w:r>
+        <w:rPr>
+          <w:b/>
+        </w:rPr>
+        <w:t>Skogsknipprot (§8)</w:t>
+      </w:r>
+      <w:r>
+        <w:t xml:space="preserve"> är fridlyst enligt 8§ artskyddsförordningen och typisk art för </w:t>
+      </w:r>
+      <w:r>
+        <w:rPr>
+          <w:i/>
+        </w:rPr>
+        <w:t>9050 Näringsrik granskog</w:t>
+      </w:r>
+      <w:r>
+        <w:t xml:space="preserve"> (SLU Artdatabanken, 2025).</w:t>
       </w:r>
     </w:p>
     <w:p>
@@ -337,7 +386,7 @@
         <w:rPr>
           <w:i/>
         </w:rPr>
-        <w:t>I det avverkningsanmälda skogsområdet har 3 naturvårdsarter varav 2 rödlistade arter sina livsmiljöer och växtplatser.</w:t>
+        <w:t>I det avverkningsanmälda skogsområdet har 7 naturvårdsarter varav 4 rödlistade arter sina livsmiljöer och växtplatser.</w:t>
       </w:r>
     </w:p>
     <w:p>
@@ -652,7 +701,7 @@
     <w:r>
       <w:tab/>
       <w:tab/>
-      <w:t>2026-08-14</w:t>
+      <w:t>2026-08-15</w:t>
       <w:br/>
       <w:br/>
     </w:r>

--- a/klagomål/Grytholmens naturreservat FSC-klagomål.docx
+++ b/klagomål/Grytholmens naturreservat FSC-klagomål.docx
@@ -168,7 +168,7 @@
     </w:p>
     <w:p>
       <w:r>
-        <w:t>Detta klagomål behandlar höga naturvärden i avverkningsanmälan Grytholmens naturreservat i Haninge kommun som inkom 2026-08-15 och omfattar 33,0 ha.</w:t>
+        <w:t>Detta klagomål behandlar höga naturvärden i avverkningsanmälan Grytholmens naturreservat i Haninge kommun som inkom 2026-08-16 och omfattar 33,0 ha.</w:t>
       </w:r>
     </w:p>
     <w:p>
@@ -701,7 +701,7 @@
     <w:r>
       <w:tab/>
       <w:tab/>
-      <w:t>2026-08-15</w:t>
+      <w:t>2026-08-16</w:t>
       <w:br/>
       <w:br/>
     </w:r>

--- a/klagomål/Grytholmens naturreservat FSC-klagomål.docx
+++ b/klagomål/Grytholmens naturreservat FSC-klagomål.docx
@@ -168,7 +168,7 @@
     </w:p>
     <w:p>
       <w:r>
-        <w:t>Detta klagomål behandlar höga naturvärden i avverkningsanmälan Grytholmens naturreservat i Haninge kommun som inkom 2026-08-16 och omfattar 33,0 ha.</w:t>
+        <w:t>Detta klagomål behandlar höga naturvärden i avverkningsanmälan Grytholmens naturreservat i Haninge kommun som inkom 2026-08-17 och omfattar 33,0 ha.</w:t>
       </w:r>
     </w:p>
     <w:p>
@@ -701,7 +701,7 @@
     <w:r>
       <w:tab/>
       <w:tab/>
-      <w:t>2026-08-16</w:t>
+      <w:t>2026-08-17</w:t>
       <w:br/>
       <w:br/>
     </w:r>

--- a/klagomål/Grytholmens naturreservat FSC-klagomål.docx
+++ b/klagomål/Grytholmens naturreservat FSC-klagomål.docx
@@ -168,7 +168,7 @@
     </w:p>
     <w:p>
       <w:r>
-        <w:t>Detta klagomål behandlar höga naturvärden i avverkningsanmälan Grytholmens naturreservat i Haninge kommun som inkom 2026-08-17 och omfattar 33,0 ha.</w:t>
+        <w:t>Detta klagomål behandlar höga naturvärden i avverkningsanmälan Grytholmens naturreservat i Haninge kommun som inkom 2026-08-18 och omfattar 33,0 ha.</w:t>
       </w:r>
     </w:p>
     <w:p>
@@ -701,7 +701,7 @@
     <w:r>
       <w:tab/>
       <w:tab/>
-      <w:t>2026-08-17</w:t>
+      <w:t>2026-08-18</w:t>
       <w:br/>
       <w:br/>
     </w:r>

--- a/klagomål/Grytholmens naturreservat FSC-klagomål.docx
+++ b/klagomål/Grytholmens naturreservat FSC-klagomål.docx
@@ -168,7 +168,7 @@
     </w:p>
     <w:p>
       <w:r>
-        <w:t>Detta klagomål behandlar höga naturvärden i avverkningsanmälan Grytholmens naturreservat i Haninge kommun som inkom 2026-08-18 och omfattar 33,0 ha.</w:t>
+        <w:t>Detta klagomål behandlar höga naturvärden i avverkningsanmälan Grytholmens naturreservat i Haninge kommun som inkom 2026-08-19 och omfattar 33,0 ha.</w:t>
       </w:r>
     </w:p>
     <w:p>
@@ -701,7 +701,7 @@
     <w:r>
       <w:tab/>
       <w:tab/>
-      <w:t>2026-08-18</w:t>
+      <w:t>2026-08-19</w:t>
       <w:br/>
       <w:br/>
     </w:r>

--- a/klagomål/Grytholmens naturreservat FSC-klagomål.docx
+++ b/klagomål/Grytholmens naturreservat FSC-klagomål.docx
@@ -168,7 +168,7 @@
     </w:p>
     <w:p>
       <w:r>
-        <w:t>Detta klagomål behandlar höga naturvärden i avverkningsanmälan Grytholmens naturreservat i Haninge kommun som inkom 2026-08-19 och omfattar 33,0 ha.</w:t>
+        <w:t>Detta klagomål behandlar höga naturvärden i avverkningsanmälan Grytholmens naturreservat i Haninge kommun som inkom 2026-08-20 och omfattar 33,0 ha.</w:t>
       </w:r>
     </w:p>
     <w:p>
@@ -701,7 +701,7 @@
     <w:r>
       <w:tab/>
       <w:tab/>
-      <w:t>2026-08-19</w:t>
+      <w:t>2026-08-20</w:t>
       <w:br/>
       <w:br/>
     </w:r>

--- a/klagomål/Grytholmens naturreservat FSC-klagomål.docx
+++ b/klagomål/Grytholmens naturreservat FSC-klagomål.docx
@@ -168,7 +168,7 @@
     </w:p>
     <w:p>
       <w:r>
-        <w:t>Detta klagomål behandlar höga naturvärden i avverkningsanmälan Grytholmens naturreservat i Haninge kommun som inkom 2026-08-20 och omfattar 33,0 ha.</w:t>
+        <w:t>Detta klagomål behandlar höga naturvärden i avverkningsanmälan Grytholmens naturreservat i Haninge kommun som inkom 2026-08-21 och omfattar 33,0 ha.</w:t>
       </w:r>
     </w:p>
     <w:p>
@@ -701,7 +701,7 @@
     <w:r>
       <w:tab/>
       <w:tab/>
-      <w:t>2026-08-20</w:t>
+      <w:t>2026-08-21</w:t>
       <w:br/>
       <w:br/>
     </w:r>

--- a/klagomål/Grytholmens naturreservat FSC-klagomål.docx
+++ b/klagomål/Grytholmens naturreservat FSC-klagomål.docx
@@ -168,7 +168,7 @@
     </w:p>
     <w:p>
       <w:r>
-        <w:t>Detta klagomål behandlar höga naturvärden i avverkningsanmälan Grytholmens naturreservat i Haninge kommun som inkom 2026-08-21 och omfattar 33,0 ha.</w:t>
+        <w:t>Detta klagomål behandlar höga naturvärden i avverkningsanmälan Grytholmens naturreservat i Haninge kommun som inkom 2026-08-22 och omfattar 33,0 ha.</w:t>
       </w:r>
     </w:p>
     <w:p>
@@ -701,7 +701,7 @@
     <w:r>
       <w:tab/>
       <w:tab/>
-      <w:t>2026-08-21</w:t>
+      <w:t>2026-08-22</w:t>
       <w:br/>
       <w:br/>
     </w:r>

--- a/klagomål/Grytholmens naturreservat FSC-klagomål.docx
+++ b/klagomål/Grytholmens naturreservat FSC-klagomål.docx
@@ -168,7 +168,7 @@
     </w:p>
     <w:p>
       <w:r>
-        <w:t>Detta klagomål behandlar höga naturvärden i avverkningsanmälan Grytholmens naturreservat i Haninge kommun som inkom 2026-08-22 och omfattar 33,0 ha.</w:t>
+        <w:t>Detta klagomål behandlar höga naturvärden i avverkningsanmälan Grytholmens naturreservat i Haninge kommun som inkom 2026-08-23 och omfattar 33,0 ha.</w:t>
       </w:r>
     </w:p>
     <w:p>
@@ -701,7 +701,7 @@
     <w:r>
       <w:tab/>
       <w:tab/>
-      <w:t>2026-08-22</w:t>
+      <w:t>2026-08-23</w:t>
       <w:br/>
       <w:br/>
     </w:r>

--- a/klagomål/Grytholmens naturreservat FSC-klagomål.docx
+++ b/klagomål/Grytholmens naturreservat FSC-klagomål.docx
@@ -168,7 +168,7 @@
     </w:p>
     <w:p>
       <w:r>
-        <w:t>Detta klagomål behandlar höga naturvärden i avverkningsanmälan Grytholmens naturreservat i Haninge kommun som inkom 2026-08-23 och omfattar 33,0 ha.</w:t>
+        <w:t>Detta klagomål behandlar höga naturvärden i avverkningsanmälan Grytholmens naturreservat i Haninge kommun som inkom 2026-08-24 och omfattar 33,0 ha.</w:t>
       </w:r>
     </w:p>
     <w:p>
@@ -701,7 +701,7 @@
     <w:r>
       <w:tab/>
       <w:tab/>
-      <w:t>2026-08-23</w:t>
+      <w:t>2026-08-24</w:t>
       <w:br/>
       <w:br/>
     </w:r>

--- a/klagomål/Grytholmens naturreservat FSC-klagomål.docx
+++ b/klagomål/Grytholmens naturreservat FSC-klagomål.docx
@@ -168,7 +168,7 @@
     </w:p>
     <w:p>
       <w:r>
-        <w:t>Detta klagomål behandlar höga naturvärden i avverkningsanmälan Grytholmens naturreservat i Haninge kommun som inkom 2026-08-24 och omfattar 33,0 ha.</w:t>
+        <w:t>Detta klagomål behandlar höga naturvärden i avverkningsanmälan Grytholmens naturreservat i Haninge kommun som inkom 2026-08-25 och omfattar 33,0 ha.</w:t>
       </w:r>
     </w:p>
     <w:p>
@@ -701,7 +701,7 @@
     <w:r>
       <w:tab/>
       <w:tab/>
-      <w:t>2026-08-24</w:t>
+      <w:t>2026-08-25</w:t>
       <w:br/>
       <w:br/>
     </w:r>

--- a/klagomål/Grytholmens naturreservat FSC-klagomål.docx
+++ b/klagomål/Grytholmens naturreservat FSC-klagomål.docx
@@ -168,7 +168,7 @@
     </w:p>
     <w:p>
       <w:r>
-        <w:t>Detta klagomål behandlar höga naturvärden i avverkningsanmälan Grytholmens naturreservat i Haninge kommun som inkom 2026-08-25 och omfattar 33,0 ha.</w:t>
+        <w:t>Detta klagomål behandlar höga naturvärden i avverkningsanmälan Grytholmens naturreservat i Haninge kommun som inkom 2026-08-26 och omfattar 33,0 ha.</w:t>
       </w:r>
     </w:p>
     <w:p>
@@ -701,7 +701,7 @@
     <w:r>
       <w:tab/>
       <w:tab/>
-      <w:t>2026-08-25</w:t>
+      <w:t>2026-08-26</w:t>
       <w:br/>
       <w:br/>
     </w:r>

--- a/klagomål/Grytholmens naturreservat FSC-klagomål.docx
+++ b/klagomål/Grytholmens naturreservat FSC-klagomål.docx
@@ -168,7 +168,7 @@
     </w:p>
     <w:p>
       <w:r>
-        <w:t>Detta klagomål behandlar höga naturvärden i avverkningsanmälan Grytholmens naturreservat i Haninge kommun som inkom 2026-08-26 och omfattar 33,0 ha.</w:t>
+        <w:t>Detta klagomål behandlar höga naturvärden i avverkningsanmälan Grytholmens naturreservat i Haninge kommun som inkom 2026-08-27 och omfattar 33,0 ha.</w:t>
       </w:r>
     </w:p>
     <w:p>
@@ -701,7 +701,7 @@
     <w:r>
       <w:tab/>
       <w:tab/>
-      <w:t>2026-08-26</w:t>
+      <w:t>2026-08-27</w:t>
       <w:br/>
       <w:br/>
     </w:r>

--- a/klagomål/Grytholmens naturreservat FSC-klagomål.docx
+++ b/klagomål/Grytholmens naturreservat FSC-klagomål.docx
@@ -168,7 +168,7 @@
     </w:p>
     <w:p>
       <w:r>
-        <w:t>Detta klagomål behandlar höga naturvärden i avverkningsanmälan Grytholmens naturreservat i Haninge kommun som inkom 2026-08-27 och omfattar 33,0 ha.</w:t>
+        <w:t>Detta klagomål behandlar höga naturvärden i avverkningsanmälan Grytholmens naturreservat i Haninge kommun som inkom 2026-08-28 och omfattar 33,0 ha.</w:t>
       </w:r>
     </w:p>
     <w:p>
@@ -701,7 +701,7 @@
     <w:r>
       <w:tab/>
       <w:tab/>
-      <w:t>2026-08-27</w:t>
+      <w:t>2026-08-28</w:t>
       <w:br/>
       <w:br/>
     </w:r>

--- a/klagomål/Grytholmens naturreservat FSC-klagomål.docx
+++ b/klagomål/Grytholmens naturreservat FSC-klagomål.docx
@@ -168,7 +168,7 @@
     </w:p>
     <w:p>
       <w:r>
-        <w:t>Detta klagomål behandlar höga naturvärden i avverkningsanmälan Grytholmens naturreservat i Haninge kommun som inkom 2026-08-28 och omfattar 33,0 ha.</w:t>
+        <w:t>Detta klagomål behandlar höga naturvärden i avverkningsanmälan Grytholmens naturreservat i Haninge kommun som inkom 2026-08-29 och omfattar 33,0 ha.</w:t>
       </w:r>
     </w:p>
     <w:p>
@@ -701,7 +701,7 @@
     <w:r>
       <w:tab/>
       <w:tab/>
-      <w:t>2026-08-28</w:t>
+      <w:t>2026-08-29</w:t>
       <w:br/>
       <w:br/>
     </w:r>

--- a/klagomål/Grytholmens naturreservat FSC-klagomål.docx
+++ b/klagomål/Grytholmens naturreservat FSC-klagomål.docx
@@ -168,7 +168,7 @@
     </w:p>
     <w:p>
       <w:r>
-        <w:t>Detta klagomål behandlar höga naturvärden i avverkningsanmälan Grytholmens naturreservat i Haninge kommun som inkom 2026-08-29 och omfattar 33,0 ha.</w:t>
+        <w:t>Detta klagomål behandlar höga naturvärden i avverkningsanmälan Grytholmens naturreservat i Haninge kommun som inkom 2026-08-31 och omfattar 33,0 ha.</w:t>
       </w:r>
     </w:p>
     <w:p>
@@ -701,7 +701,7 @@
     <w:r>
       <w:tab/>
       <w:tab/>
-      <w:t>2026-08-29</w:t>
+      <w:t>2026-08-31</w:t>
       <w:br/>
       <w:br/>
     </w:r>

--- a/klagomål/Grytholmens naturreservat FSC-klagomål.docx
+++ b/klagomål/Grytholmens naturreservat FSC-klagomål.docx
@@ -168,7 +168,7 @@
     </w:p>
     <w:p>
       <w:r>
-        <w:t>Detta klagomål behandlar höga naturvärden i avverkningsanmälan Grytholmens naturreservat i Haninge kommun som inkom 2026-08-31 och omfattar 33,0 ha.</w:t>
+        <w:t>Detta klagomål behandlar höga naturvärden i avverkningsanmälan Grytholmens naturreservat i Haninge kommun som inkom 2026-09-01 och omfattar 33,0 ha.</w:t>
       </w:r>
     </w:p>
     <w:p>
@@ -701,7 +701,7 @@
     <w:r>
       <w:tab/>
       <w:tab/>
-      <w:t>2026-08-31</w:t>
+      <w:t>2026-09-01</w:t>
       <w:br/>
       <w:br/>
     </w:r>

--- a/klagomål/Grytholmens naturreservat FSC-klagomål.docx
+++ b/klagomål/Grytholmens naturreservat FSC-klagomål.docx
@@ -168,7 +168,7 @@
     </w:p>
     <w:p>
       <w:r>
-        <w:t>Detta klagomål behandlar höga naturvärden i avverkningsanmälan Grytholmens naturreservat i Haninge kommun som inkom 2026-09-01 och omfattar 33,0 ha.</w:t>
+        <w:t>Detta klagomål behandlar höga naturvärden i avverkningsanmälan Grytholmens naturreservat i Haninge kommun som inkom 2026-09-02 och omfattar 33,0 ha.</w:t>
       </w:r>
     </w:p>
     <w:p>
@@ -701,7 +701,7 @@
     <w:r>
       <w:tab/>
       <w:tab/>
-      <w:t>2026-09-01</w:t>
+      <w:t>2026-09-02</w:t>
       <w:br/>
       <w:br/>
     </w:r>

--- a/klagomål/Grytholmens naturreservat FSC-klagomål.docx
+++ b/klagomål/Grytholmens naturreservat FSC-klagomål.docx
@@ -168,7 +168,7 @@
     </w:p>
     <w:p>
       <w:r>
-        <w:t>Detta klagomål behandlar höga naturvärden i avverkningsanmälan Grytholmens naturreservat i Haninge kommun som inkom 2026-09-02 och omfattar 33,0 ha.</w:t>
+        <w:t>Detta klagomål behandlar höga naturvärden i avverkningsanmälan Grytholmens naturreservat i Haninge kommun som inkom 2026-09-03 och omfattar 33,0 ha.</w:t>
       </w:r>
     </w:p>
     <w:p>
@@ -701,7 +701,7 @@
     <w:r>
       <w:tab/>
       <w:tab/>
-      <w:t>2026-09-02</w:t>
+      <w:t>2026-09-03</w:t>
       <w:br/>
       <w:br/>
     </w:r>

--- a/klagomål/Grytholmens naturreservat FSC-klagomål.docx
+++ b/klagomål/Grytholmens naturreservat FSC-klagomål.docx
@@ -168,7 +168,7 @@
     </w:p>
     <w:p>
       <w:r>
-        <w:t>Detta klagomål behandlar höga naturvärden i avverkningsanmälan Grytholmens naturreservat i Haninge kommun som inkom 2026-09-03 och omfattar 33,0 ha.</w:t>
+        <w:t>Detta klagomål behandlar höga naturvärden i avverkningsanmälan Grytholmens naturreservat i Haninge kommun som inkom 2026-09-04 och omfattar 33,0 ha.</w:t>
       </w:r>
     </w:p>
     <w:p>
@@ -701,7 +701,7 @@
     <w:r>
       <w:tab/>
       <w:tab/>
-      <w:t>2026-09-03</w:t>
+      <w:t>2026-09-04</w:t>
       <w:br/>
       <w:br/>
     </w:r>

--- a/klagomål/Grytholmens naturreservat FSC-klagomål.docx
+++ b/klagomål/Grytholmens naturreservat FSC-klagomål.docx
@@ -168,7 +168,7 @@
     </w:p>
     <w:p>
       <w:r>
-        <w:t>Detta klagomål behandlar höga naturvärden i avverkningsanmälan Grytholmens naturreservat i Haninge kommun som inkom 2026-09-04 och omfattar 33,0 ha.</w:t>
+        <w:t>Detta klagomål behandlar höga naturvärden i avverkningsanmälan Grytholmens naturreservat i Haninge kommun som inkom 2026-09-05 och omfattar 33,0 ha.</w:t>
       </w:r>
     </w:p>
     <w:p>
@@ -701,7 +701,7 @@
     <w:r>
       <w:tab/>
       <w:tab/>
-      <w:t>2026-09-04</w:t>
+      <w:t>2026-09-05</w:t>
       <w:br/>
       <w:br/>
     </w:r>

--- a/klagomål/Grytholmens naturreservat FSC-klagomål.docx
+++ b/klagomål/Grytholmens naturreservat FSC-klagomål.docx
@@ -168,7 +168,7 @@
     </w:p>
     <w:p>
       <w:r>
-        <w:t>Detta klagomål behandlar höga naturvärden i avverkningsanmälan Grytholmens naturreservat i Haninge kommun som inkom 2026-09-05 och omfattar 33,0 ha.</w:t>
+        <w:t>Detta klagomål behandlar höga naturvärden i avverkningsanmälan Grytholmens naturreservat i Haninge kommun som inkom 2026-09-06 och omfattar 33,0 ha.</w:t>
       </w:r>
     </w:p>
     <w:p>
@@ -701,7 +701,7 @@
     <w:r>
       <w:tab/>
       <w:tab/>
-      <w:t>2026-09-05</w:t>
+      <w:t>2026-09-06</w:t>
       <w:br/>
       <w:br/>
     </w:r>

--- a/klagomål/Grytholmens naturreservat FSC-klagomål.docx
+++ b/klagomål/Grytholmens naturreservat FSC-klagomål.docx
@@ -168,7 +168,7 @@
     </w:p>
     <w:p>
       <w:r>
-        <w:t>Detta klagomål behandlar höga naturvärden i avverkningsanmälan Grytholmens naturreservat i Haninge kommun som inkom 2026-09-06 och omfattar 33,0 ha.</w:t>
+        <w:t>Detta klagomål behandlar höga naturvärden i avverkningsanmälan Grytholmens naturreservat i Haninge kommun som inkom 2026-09-07 och omfattar 33,0 ha.</w:t>
       </w:r>
     </w:p>
     <w:p>
@@ -701,7 +701,7 @@
     <w:r>
       <w:tab/>
       <w:tab/>
-      <w:t>2026-09-06</w:t>
+      <w:t>2026-09-07</w:t>
       <w:br/>
       <w:br/>
     </w:r>
